--- a/winter2025/dsc680_applied/project2/Vance Project 2 Milestone 1.docx
+++ b/winter2025/dsc680_applied/project2/Vance Project 2 Milestone 1.docx
@@ -4,66 +4,201 @@
   <w:body>
     <w:p>
       <w:pPr>
+        <w:pStyle w:val="NormalWeb"/>
+        <w:spacing w:line="480" w:lineRule="auto"/>
+        <w:ind w:firstLine="720"/>
         <w:jc w:val="center"/>
+        <w:rPr>
+          <w:rFonts w:asciiTheme="minorHAnsi" w:hAnsiTheme="minorHAnsi"/>
+        </w:rPr>
       </w:pPr>
       <w:r>
-        <w:t>Project 1</w:t>
+        <w:rPr>
+          <w:rFonts w:asciiTheme="minorHAnsi" w:hAnsiTheme="minorHAnsi"/>
+        </w:rPr>
+        <w:t xml:space="preserve">Project 2 </w:t>
       </w:r>
     </w:p>
     <w:p>
       <w:pPr>
+        <w:pStyle w:val="NormalWeb"/>
+        <w:spacing w:line="480" w:lineRule="auto"/>
+        <w:ind w:firstLine="720"/>
         <w:jc w:val="center"/>
+        <w:rPr>
+          <w:rFonts w:asciiTheme="minorHAnsi" w:hAnsiTheme="minorHAnsi"/>
+        </w:rPr>
       </w:pPr>
       <w:r>
+        <w:rPr>
+          <w:rFonts w:asciiTheme="minorHAnsi" w:hAnsiTheme="minorHAnsi"/>
+        </w:rPr>
         <w:t>Milestone 1</w:t>
       </w:r>
     </w:p>
     <w:p>
       <w:pPr>
+        <w:pStyle w:val="NormalWeb"/>
         <w:spacing w:line="480" w:lineRule="auto"/>
+        <w:ind w:firstLine="720"/>
+        <w:rPr>
+          <w:rFonts w:asciiTheme="minorHAnsi" w:hAnsiTheme="minorHAnsi"/>
+        </w:rPr>
       </w:pPr>
       <w:r>
-        <w:tab/>
-        <w:t>For my inaugural project, I have selected to employ binary classification to predict fake news. There are numerous fake news datasets available, but I will utilize the dataset from Kaggle: https://www.kaggle.com/datasets/algord/fake-news. This dataset comprises multiple article titles, tweet IDs, and article URLs. Notably, this dataset has been downloaded the most on Kaggle. Given its high number of downloads, we can confidently infer that there has already been community criticism and utilization of this dataset, unlike some datasets that have not undergone proper scrutiny. Consequently, we can conclude that the data is of high quality.</w:t>
+        <w:rPr>
+          <w:rFonts w:asciiTheme="minorHAnsi" w:hAnsiTheme="minorHAnsi"/>
+        </w:rPr>
+        <w:t>The S&amp;P 500 is composed of the 500 largest publicly traded companies in the United States and is widely regarded as a benchmark for American economic performance and investment wealth. While long-term growth is not guaranteed, the index has historically trended upward over time. Investors, hedge funds, and analysts continuously attempt to predict both the direction and magnitude of market movements, often with limited success. A wide range of factors—such as weather patterns, global events, monetary policy decisions by the Federal Reserve, and broader macroeconomic conditions—have been examined for potential correlations with market behavior. As a result, financial markets remain the subject of constant analysis in the search for predictive signals.</w:t>
       </w:r>
     </w:p>
     <w:p>
       <w:pPr>
+        <w:pStyle w:val="NormalWeb"/>
         <w:spacing w:line="480" w:lineRule="auto"/>
+        <w:ind w:firstLine="720"/>
+        <w:rPr>
+          <w:rFonts w:asciiTheme="minorHAnsi" w:hAnsiTheme="minorHAnsi"/>
+        </w:rPr>
       </w:pPr>
       <w:r>
-        <w:tab/>
-      </w:r>
-      <w:r>
-        <w:t>The primary objective of the project is to ascertain the accuracy of predicting fake news with a 75% success rate. Achieving a 75% accuracy rate surpasses the 50/50 guessing threshold, indicating the presence of a significant finding. While there is no assurance that fake news can be definitively distinguished from real news, a contingency plan involves conducting exploratory data analysis (EDA) and conducting storytelling to identify the key features that predominantly contribute to predicting fake news.</w:t>
+        <w:rPr>
+          <w:rFonts w:asciiTheme="minorHAnsi" w:hAnsiTheme="minorHAnsi"/>
+        </w:rPr>
+        <w:t>American politics generally operates on a two-year electoral cycle, with national elections held every two years. Presidential elections occur every four years, with midterm elections taking place in between. This raises an important question: what relevance, if any, do these political cycles have on stock market performance? Do returns in the S&amp;P 500 differ depending on which political party is in power? Additionally, does market performance vary when the presidency and Congress are controlled by the same party versus divided government?</w:t>
       </w:r>
     </w:p>
     <w:p>
       <w:pPr>
+        <w:pStyle w:val="NormalWeb"/>
         <w:spacing w:line="480" w:lineRule="auto"/>
+        <w:ind w:firstLine="360"/>
+        <w:rPr>
+          <w:rFonts w:asciiTheme="minorHAnsi" w:hAnsiTheme="minorHAnsi"/>
+        </w:rPr>
       </w:pPr>
       <w:r>
-        <w:tab/>
-      </w:r>
-      <w:r>
-        <w:t xml:space="preserve">Several ethical considerations arise when addressing the issue of fake news. The concept of “freedom of speech” frequently becomes a contentious topic, as its successful implementation could potentially lead to censorship of fake news. However, it is crucial to recognize that fake news is often characterized by spam articles. Consequently, censoring or removing these articles would not constitute an infringement on individual rights, but </w:t>
-      </w:r>
-      <w:r>
+        <w:rPr>
+          <w:rFonts w:asciiTheme="minorHAnsi" w:hAnsiTheme="minorHAnsi"/>
+        </w:rPr>
         <w:lastRenderedPageBreak/>
-        <w:t>rather a targeted action against the media outlets responsible for producing such content. Furthermore, there exists a moral argument in favor of silencing or eliminating fake news, as it fosters distrust, conspiracies, hatred, confusion, paranoia, and other societal ills. It is highly probable that fake news will have a significant impact on elections or incite unrest.</w:t>
+        <w:t>This project explores the relationship between politics, elections, and the stock market. Specifically, it seeks to answer the following questions:</w:t>
       </w:r>
     </w:p>
     <w:p>
       <w:pPr>
+        <w:pStyle w:val="NormalWeb"/>
+        <w:numPr>
+          <w:ilvl w:val="0"/>
+          <w:numId w:val="2"/>
+        </w:numPr>
         <w:spacing w:line="480" w:lineRule="auto"/>
+        <w:rPr>
+          <w:rFonts w:asciiTheme="minorHAnsi" w:hAnsiTheme="minorHAnsi"/>
+        </w:rPr>
       </w:pPr>
       <w:r>
-        <w:tab/>
-        <w:t>Initially, we will embark on an exploratory data analysis (EDA) to gain a comprehensive understanding of the data. EDA will serve as a guiding tool in our search while simultaneously elucidating the inherent structure and narrative of the data. Subsequently, we will engage in feature engineering, which involves deriving new features from existing ones. Following this, we will partition the data into training and test sets, and subsequently, we will evaluate the classification metrics to ascertain whether our objectives were met. Subsequently, hyperparameter tuning and fine-tuning will be conducted to enhance the precision of our model. Finally, irrespective of the outcomes, we will present a narrative conclusion that elucidates our proposed solutions and elucidates any insights gained.</w:t>
+        <w:rPr>
+          <w:rFonts w:asciiTheme="minorHAnsi" w:hAnsiTheme="minorHAnsi"/>
+        </w:rPr>
+        <w:t>Are future S&amp;P 500 returns statistically similar under both major political parties?</w:t>
       </w:r>
     </w:p>
+    <w:p>
+      <w:pPr>
+        <w:pStyle w:val="NormalWeb"/>
+        <w:numPr>
+          <w:ilvl w:val="0"/>
+          <w:numId w:val="2"/>
+        </w:numPr>
+        <w:spacing w:line="480" w:lineRule="auto"/>
+        <w:rPr>
+          <w:rFonts w:asciiTheme="minorHAnsi" w:hAnsiTheme="minorHAnsi"/>
+        </w:rPr>
+      </w:pPr>
+      <w:r>
+        <w:rPr>
+          <w:rFonts w:asciiTheme="minorHAnsi" w:hAnsiTheme="minorHAnsi"/>
+        </w:rPr>
+        <w:t>Are incumbent political parties more likely to lose elections during periods of S&amp;P 500 underperformance?</w:t>
+      </w:r>
+    </w:p>
+    <w:p>
+      <w:pPr>
+        <w:pStyle w:val="NormalWeb"/>
+        <w:numPr>
+          <w:ilvl w:val="0"/>
+          <w:numId w:val="2"/>
+        </w:numPr>
+        <w:spacing w:line="480" w:lineRule="auto"/>
+        <w:rPr>
+          <w:rFonts w:asciiTheme="minorHAnsi" w:hAnsiTheme="minorHAnsi"/>
+        </w:rPr>
+      </w:pPr>
+      <w:r>
+        <w:rPr>
+          <w:rFonts w:asciiTheme="minorHAnsi" w:hAnsiTheme="minorHAnsi"/>
+        </w:rPr>
+        <w:t>Given the current political landscape, what is the predicted stock market return from January 2026 to January 2027?</w:t>
+      </w:r>
+    </w:p>
+    <w:p>
+      <w:pPr>
+        <w:pStyle w:val="NormalWeb"/>
+        <w:spacing w:line="480" w:lineRule="auto"/>
+        <w:ind w:firstLine="360"/>
+        <w:rPr>
+          <w:rFonts w:asciiTheme="minorHAnsi" w:hAnsiTheme="minorHAnsi"/>
+        </w:rPr>
+      </w:pPr>
+      <w:r>
+        <w:rPr>
+          <w:rFonts w:asciiTheme="minorHAnsi" w:hAnsiTheme="minorHAnsi"/>
+        </w:rPr>
+        <w:t xml:space="preserve">To conduct this analysis, we will use the </w:t>
+      </w:r>
+      <w:proofErr w:type="spellStart"/>
+      <w:r>
+        <w:rPr>
+          <w:rStyle w:val="Emphasis"/>
+          <w:rFonts w:asciiTheme="minorHAnsi" w:eastAsiaTheme="majorEastAsia" w:hAnsiTheme="minorHAnsi"/>
+        </w:rPr>
+        <w:t>yfinance</w:t>
+      </w:r>
+      <w:proofErr w:type="spellEnd"/>
+      <w:r>
+        <w:rPr>
+          <w:rFonts w:asciiTheme="minorHAnsi" w:hAnsiTheme="minorHAnsi"/>
+        </w:rPr>
+        <w:t xml:space="preserve"> API to obtain historical S&amp;P 500 prices and annual returns. Political party control and changes in power will be sourced from Kaggle datasets and supplemented with additional historical records. Using this combined dataset, we will apply linear regression models trained on past market and election data to estimate future percentage changes in the stock market. Finally, the project will address ethical considerations related to market prediction, including insider trading concerns, the distinction between probability and expectation, and the broader responsibility associated with providing financial insights in predictive markets.</w:t>
+      </w:r>
+    </w:p>
+    <w:p>
+      <w:pPr>
+        <w:pStyle w:val="NormalWeb"/>
+        <w:spacing w:line="480" w:lineRule="auto"/>
+        <w:rPr>
+          <w:rFonts w:asciiTheme="minorHAnsi" w:hAnsiTheme="minorHAnsi"/>
+        </w:rPr>
+      </w:pPr>
+    </w:p>
+    <w:p>
+      <w:pPr>
+        <w:pStyle w:val="NormalWeb"/>
+        <w:spacing w:line="480" w:lineRule="auto"/>
+        <w:ind w:firstLine="360"/>
+        <w:rPr>
+          <w:rFonts w:asciiTheme="minorHAnsi" w:hAnsiTheme="minorHAnsi"/>
+        </w:rPr>
+      </w:pPr>
+    </w:p>
+    <w:p>
+      <w:pPr>
+        <w:spacing w:line="480" w:lineRule="auto"/>
+      </w:pPr>
+    </w:p>
     <w:sectPr>
-      <w:headerReference w:type="default" r:id="rId6"/>
+      <w:headerReference w:type="default" r:id="rId7"/>
       <w:pgSz w:w="12240" w:h="15840"/>
       <w:pgMar w:top="1440" w:right="1440" w:bottom="1440" w:left="1440" w:header="720" w:footer="720" w:gutter="0"/>
       <w:cols w:space="720"/>
@@ -141,13 +276,7 @@
       <w:t>DSC</w:t>
     </w:r>
     <w:r>
-      <w:t>6</w:t>
-    </w:r>
-    <w:r>
-      <w:t>8</w:t>
-    </w:r>
-    <w:r>
-      <w:t>0</w:t>
+      <w:t>680</w:t>
     </w:r>
     <w:r>
       <w:t xml:space="preserve"> </w:t>
@@ -167,36 +296,255 @@
       <w:pStyle w:val="Header"/>
     </w:pPr>
     <w:r>
-      <w:t xml:space="preserve">Professor </w:t>
-    </w:r>
-    <w:proofErr w:type="spellStart"/>
-    <w:r>
-      <w:t>Amirfarrokh</w:t>
-    </w:r>
-    <w:proofErr w:type="spellEnd"/>
-    <w:r>
-      <w:t xml:space="preserve"> </w:t>
-    </w:r>
-    <w:proofErr w:type="spellStart"/>
-    <w:r>
-      <w:t>Iranitalab</w:t>
-    </w:r>
-    <w:proofErr w:type="spellEnd"/>
-  </w:p>
-  <w:p>
-    <w:pPr>
-      <w:pStyle w:val="Header"/>
-    </w:pPr>
-    <w:r>
-      <w:t>December 7, 2025</w:t>
+      <w:t>Professor Amirfarrokh Iranitalab</w:t>
     </w:r>
   </w:p>
   <w:p>
     <w:pPr>
       <w:pStyle w:val="Header"/>
     </w:pPr>
+    <w:r>
+      <w:t>January 25, 2026</w:t>
+    </w:r>
   </w:p>
 </w:hdr>
+</file>
+
+<file path=word/numbering.xml><?xml version="1.0" encoding="utf-8"?>
+<w:numbering xmlns:wpc="http://schemas.microsoft.com/office/word/2010/wordprocessingCanvas" xmlns:cx="http://schemas.microsoft.com/office/drawing/2014/chartex" xmlns:cx1="http://schemas.microsoft.com/office/drawing/2015/9/8/chartex" xmlns:cx2="http://schemas.microsoft.com/office/drawing/2015/10/21/chartex" xmlns:cx3="http://schemas.microsoft.com/office/drawing/2016/5/9/chartex" xmlns:cx4="http://schemas.microsoft.com/office/drawing/2016/5/10/chartex" xmlns:cx5="http://schemas.microsoft.com/office/drawing/2016/5/11/chartex" xmlns:cx6="http://schemas.microsoft.com/office/drawing/2016/5/12/chartex" xmlns:cx7="http://schemas.microsoft.com/office/drawing/2016/5/13/chartex" xmlns:cx8="http://schemas.microsoft.com/office/drawing/2016/5/14/chartex" xmlns:mc="http://schemas.openxmlformats.org/markup-compatibility/2006" xmlns:aink="http://schemas.microsoft.com/office/drawing/2016/ink" xmlns:am3d="http://schemas.microsoft.com/office/drawing/2017/model3d" xmlns:o="urn:schemas-microsoft-com:office:office" xmlns:oel="http://schemas.microsoft.com/office/2019/extlst" xmlns:r="http://schemas.openxmlformats.org/officeDocument/2006/relationships" xmlns:m="http://schemas.openxmlformats.org/officeDocument/2006/math" xmlns:v="urn:schemas-microsoft-com:vml" xmlns:wp14="http://schemas.microsoft.com/office/word/2010/wordprocessingDrawing" xmlns:wp="http://schemas.openxmlformats.org/drawingml/2006/wordprocessingDrawing" xmlns:w10="urn:schemas-microsoft-com:office:word" xmlns:w="http://schemas.openxmlformats.org/wordprocessingml/2006/main" xmlns:w14="http://schemas.microsoft.com/office/word/2010/wordml" xmlns:w15="http://schemas.microsoft.com/office/word/2012/wordml" xmlns:w16cex="http://schemas.microsoft.com/office/word/2018/wordml/cex" xmlns:w16cid="http://schemas.microsoft.com/office/word/2016/wordml/cid" xmlns:w16="http://schemas.microsoft.com/office/word/2018/wordml" xmlns:w16du="http://schemas.microsoft.com/office/word/2023/wordml/word16du" xmlns:w16sdtdh="http://schemas.microsoft.com/office/word/2020/wordml/sdtdatahash" xmlns:w16sdtfl="http://schemas.microsoft.com/office/word/2024/wordml/sdtformatlock" xmlns:w16se="http://schemas.microsoft.com/office/word/2015/wordml/symex" xmlns:wpg="http://schemas.microsoft.com/office/word/2010/wordprocessingGroup" xmlns:wpi="http://schemas.microsoft.com/office/word/2010/wordprocessingInk" xmlns:wne="http://schemas.microsoft.com/office/word/2006/wordml" xmlns:wps="http://schemas.microsoft.com/office/word/2010/wordprocessingShape" mc:Ignorable="w14 w15 w16se w16cid w16 w16cex w16sdtdh w16sdtfl w16du wp14">
+  <w:abstractNum w:abstractNumId="0" w15:restartNumberingAfterBreak="0">
+    <w:nsid w:val="1AC36FF2"/>
+    <w:multiLevelType w:val="hybridMultilevel"/>
+    <w:tmpl w:val="B194E63A"/>
+    <w:lvl w:ilvl="0" w:tplc="C032E77E">
+      <w:start w:val="1"/>
+      <w:numFmt w:val="decimal"/>
+      <w:lvlText w:val="%1."/>
+      <w:lvlJc w:val="left"/>
+      <w:pPr>
+        <w:ind w:left="720" w:hanging="360"/>
+      </w:pPr>
+      <w:rPr>
+        <w:rFonts w:asciiTheme="minorHAnsi" w:eastAsiaTheme="minorHAnsi" w:hAnsiTheme="minorHAnsi" w:cstheme="minorBidi"/>
+      </w:rPr>
+    </w:lvl>
+    <w:lvl w:ilvl="1" w:tplc="04090003">
+      <w:start w:val="1"/>
+      <w:numFmt w:val="bullet"/>
+      <w:lvlText w:val="o"/>
+      <w:lvlJc w:val="left"/>
+      <w:pPr>
+        <w:ind w:left="1440" w:hanging="360"/>
+      </w:pPr>
+      <w:rPr>
+        <w:rFonts w:ascii="Courier New" w:hAnsi="Courier New" w:cs="Courier New" w:hint="default"/>
+      </w:rPr>
+    </w:lvl>
+    <w:lvl w:ilvl="2" w:tplc="04090005" w:tentative="1">
+      <w:start w:val="1"/>
+      <w:numFmt w:val="bullet"/>
+      <w:lvlText w:val=""/>
+      <w:lvlJc w:val="left"/>
+      <w:pPr>
+        <w:ind w:left="2160" w:hanging="360"/>
+      </w:pPr>
+      <w:rPr>
+        <w:rFonts w:ascii="Wingdings" w:hAnsi="Wingdings" w:hint="default"/>
+      </w:rPr>
+    </w:lvl>
+    <w:lvl w:ilvl="3" w:tplc="04090001" w:tentative="1">
+      <w:start w:val="1"/>
+      <w:numFmt w:val="bullet"/>
+      <w:lvlText w:val=""/>
+      <w:lvlJc w:val="left"/>
+      <w:pPr>
+        <w:ind w:left="2880" w:hanging="360"/>
+      </w:pPr>
+      <w:rPr>
+        <w:rFonts w:ascii="Symbol" w:hAnsi="Symbol" w:hint="default"/>
+      </w:rPr>
+    </w:lvl>
+    <w:lvl w:ilvl="4" w:tplc="04090003" w:tentative="1">
+      <w:start w:val="1"/>
+      <w:numFmt w:val="bullet"/>
+      <w:lvlText w:val="o"/>
+      <w:lvlJc w:val="left"/>
+      <w:pPr>
+        <w:ind w:left="3600" w:hanging="360"/>
+      </w:pPr>
+      <w:rPr>
+        <w:rFonts w:ascii="Courier New" w:hAnsi="Courier New" w:cs="Courier New" w:hint="default"/>
+      </w:rPr>
+    </w:lvl>
+    <w:lvl w:ilvl="5" w:tplc="04090005" w:tentative="1">
+      <w:start w:val="1"/>
+      <w:numFmt w:val="bullet"/>
+      <w:lvlText w:val=""/>
+      <w:lvlJc w:val="left"/>
+      <w:pPr>
+        <w:ind w:left="4320" w:hanging="360"/>
+      </w:pPr>
+      <w:rPr>
+        <w:rFonts w:ascii="Wingdings" w:hAnsi="Wingdings" w:hint="default"/>
+      </w:rPr>
+    </w:lvl>
+    <w:lvl w:ilvl="6" w:tplc="04090001" w:tentative="1">
+      <w:start w:val="1"/>
+      <w:numFmt w:val="bullet"/>
+      <w:lvlText w:val=""/>
+      <w:lvlJc w:val="left"/>
+      <w:pPr>
+        <w:ind w:left="5040" w:hanging="360"/>
+      </w:pPr>
+      <w:rPr>
+        <w:rFonts w:ascii="Symbol" w:hAnsi="Symbol" w:hint="default"/>
+      </w:rPr>
+    </w:lvl>
+    <w:lvl w:ilvl="7" w:tplc="04090003" w:tentative="1">
+      <w:start w:val="1"/>
+      <w:numFmt w:val="bullet"/>
+      <w:lvlText w:val="o"/>
+      <w:lvlJc w:val="left"/>
+      <w:pPr>
+        <w:ind w:left="5760" w:hanging="360"/>
+      </w:pPr>
+      <w:rPr>
+        <w:rFonts w:ascii="Courier New" w:hAnsi="Courier New" w:cs="Courier New" w:hint="default"/>
+      </w:rPr>
+    </w:lvl>
+    <w:lvl w:ilvl="8" w:tplc="04090005" w:tentative="1">
+      <w:start w:val="1"/>
+      <w:numFmt w:val="bullet"/>
+      <w:lvlText w:val=""/>
+      <w:lvlJc w:val="left"/>
+      <w:pPr>
+        <w:ind w:left="6480" w:hanging="360"/>
+      </w:pPr>
+      <w:rPr>
+        <w:rFonts w:ascii="Wingdings" w:hAnsi="Wingdings" w:hint="default"/>
+      </w:rPr>
+    </w:lvl>
+  </w:abstractNum>
+  <w:abstractNum w:abstractNumId="1" w15:restartNumberingAfterBreak="0">
+    <w:nsid w:val="2C9167ED"/>
+    <w:multiLevelType w:val="multilevel"/>
+    <w:tmpl w:val="5B6E1218"/>
+    <w:lvl w:ilvl="0">
+      <w:start w:val="1"/>
+      <w:numFmt w:val="decimal"/>
+      <w:lvlText w:val="%1."/>
+      <w:lvlJc w:val="left"/>
+      <w:pPr>
+        <w:tabs>
+          <w:tab w:val="num" w:pos="720"/>
+        </w:tabs>
+        <w:ind w:left="720" w:hanging="360"/>
+      </w:pPr>
+    </w:lvl>
+    <w:lvl w:ilvl="1" w:tentative="1">
+      <w:start w:val="1"/>
+      <w:numFmt w:val="decimal"/>
+      <w:lvlText w:val="%2."/>
+      <w:lvlJc w:val="left"/>
+      <w:pPr>
+        <w:tabs>
+          <w:tab w:val="num" w:pos="1440"/>
+        </w:tabs>
+        <w:ind w:left="1440" w:hanging="360"/>
+      </w:pPr>
+    </w:lvl>
+    <w:lvl w:ilvl="2" w:tentative="1">
+      <w:start w:val="1"/>
+      <w:numFmt w:val="decimal"/>
+      <w:lvlText w:val="%3."/>
+      <w:lvlJc w:val="left"/>
+      <w:pPr>
+        <w:tabs>
+          <w:tab w:val="num" w:pos="2160"/>
+        </w:tabs>
+        <w:ind w:left="2160" w:hanging="360"/>
+      </w:pPr>
+    </w:lvl>
+    <w:lvl w:ilvl="3" w:tentative="1">
+      <w:start w:val="1"/>
+      <w:numFmt w:val="decimal"/>
+      <w:lvlText w:val="%4."/>
+      <w:lvlJc w:val="left"/>
+      <w:pPr>
+        <w:tabs>
+          <w:tab w:val="num" w:pos="2880"/>
+        </w:tabs>
+        <w:ind w:left="2880" w:hanging="360"/>
+      </w:pPr>
+    </w:lvl>
+    <w:lvl w:ilvl="4" w:tentative="1">
+      <w:start w:val="1"/>
+      <w:numFmt w:val="decimal"/>
+      <w:lvlText w:val="%5."/>
+      <w:lvlJc w:val="left"/>
+      <w:pPr>
+        <w:tabs>
+          <w:tab w:val="num" w:pos="3600"/>
+        </w:tabs>
+        <w:ind w:left="3600" w:hanging="360"/>
+      </w:pPr>
+    </w:lvl>
+    <w:lvl w:ilvl="5" w:tentative="1">
+      <w:start w:val="1"/>
+      <w:numFmt w:val="decimal"/>
+      <w:lvlText w:val="%6."/>
+      <w:lvlJc w:val="left"/>
+      <w:pPr>
+        <w:tabs>
+          <w:tab w:val="num" w:pos="4320"/>
+        </w:tabs>
+        <w:ind w:left="4320" w:hanging="360"/>
+      </w:pPr>
+    </w:lvl>
+    <w:lvl w:ilvl="6" w:tentative="1">
+      <w:start w:val="1"/>
+      <w:numFmt w:val="decimal"/>
+      <w:lvlText w:val="%7."/>
+      <w:lvlJc w:val="left"/>
+      <w:pPr>
+        <w:tabs>
+          <w:tab w:val="num" w:pos="5040"/>
+        </w:tabs>
+        <w:ind w:left="5040" w:hanging="360"/>
+      </w:pPr>
+    </w:lvl>
+    <w:lvl w:ilvl="7" w:tentative="1">
+      <w:start w:val="1"/>
+      <w:numFmt w:val="decimal"/>
+      <w:lvlText w:val="%8."/>
+      <w:lvlJc w:val="left"/>
+      <w:pPr>
+        <w:tabs>
+          <w:tab w:val="num" w:pos="5760"/>
+        </w:tabs>
+        <w:ind w:left="5760" w:hanging="360"/>
+      </w:pPr>
+    </w:lvl>
+    <w:lvl w:ilvl="8" w:tentative="1">
+      <w:start w:val="1"/>
+      <w:numFmt w:val="decimal"/>
+      <w:lvlText w:val="%9."/>
+      <w:lvlJc w:val="left"/>
+      <w:pPr>
+        <w:tabs>
+          <w:tab w:val="num" w:pos="6480"/>
+        </w:tabs>
+        <w:ind w:left="6480" w:hanging="360"/>
+      </w:pPr>
+    </w:lvl>
+  </w:abstractNum>
+  <w:num w:numId="1" w16cid:durableId="1991708880">
+    <w:abstractNumId w:val="0"/>
+  </w:num>
+  <w:num w:numId="2" w16cid:durableId="1132868552">
+    <w:abstractNumId w:val="1"/>
+  </w:num>
+</w:numbering>
 </file>
 
 <file path=word/styles.xml><?xml version="1.0" encoding="utf-8"?>
@@ -1183,6 +1531,33 @@
       <w:shd w:val="clear" w:color="auto" w:fill="E1DFDD"/>
     </w:rPr>
   </w:style>
+  <w:style w:type="paragraph" w:styleId="NormalWeb">
+    <w:name w:val="Normal (Web)"/>
+    <w:basedOn w:val="Normal"/>
+    <w:uiPriority w:val="99"/>
+    <w:semiHidden/>
+    <w:unhideWhenUsed/>
+    <w:rsid w:val="00B37AF7"/>
+    <w:pPr>
+      <w:spacing w:before="100" w:beforeAutospacing="1" w:after="100" w:afterAutospacing="1" w:line="240" w:lineRule="auto"/>
+    </w:pPr>
+    <w:rPr>
+      <w:rFonts w:ascii="Times New Roman" w:eastAsia="Times New Roman" w:hAnsi="Times New Roman" w:cs="Times New Roman"/>
+      <w:kern w:val="0"/>
+      <w14:ligatures w14:val="none"/>
+    </w:rPr>
+  </w:style>
+  <w:style w:type="character" w:styleId="Emphasis">
+    <w:name w:val="Emphasis"/>
+    <w:basedOn w:val="DefaultParagraphFont"/>
+    <w:uiPriority w:val="20"/>
+    <w:qFormat/>
+    <w:rsid w:val="00B37AF7"/>
+    <w:rPr>
+      <w:i/>
+      <w:iCs/>
+    </w:rPr>
+  </w:style>
 </w:styles>
 </file>
 
